--- a/rapports/2026-06-06/EQ11/EQ11_sup_v2/DR_083101000116/78-04-46-43.docx
+++ b/rapports/2026-06-06/EQ11/EQ11_sup_v2/DR_083101000116/78-04-46-43.docx
@@ -297,7 +297,7 @@
           <w:color w:val="1F6FEB"/>
           <w:sz w:val="22"/>
         </w:rPr>
-        <w:t>⚠ INCOHÉRENCES À CORRIGER (55)</w:t>
+        <w:t>⚠ INCOHÉRENCES À CORRIGER (52)</w:t>
       </w:r>
     </w:p>
     <w:tbl>
@@ -634,7 +634,7 @@
                 <w:color w:val="16A34A"/>
                 <w:sz w:val="16"/>
               </w:rPr>
-              <w:t>—</w:t>
+              <w:t>s01q32, s01q36, s01q38, s04q37_modif, s02q33, s02q34, s01q00b</w:t>
             </w:r>
           </w:p>
         </w:tc>
@@ -665,7 +665,7 @@
                 <w:i w:val="0"/>
                 <w:sz w:val="17"/>
               </w:rPr>
-              <w:t>Incohérence!!! seulement les écoles privées paient les frais de scolarité (y compris les frais d'inscription).</w:t>
+              <w:t>Peu probable!!! Vu l'âge (15 ans) de FATOU LO ou l'année à laquelle FATOU LO a fréquenté l'école pour la dernière fois (.) le dernier diplome de FATOU LO ne peut être le Certificat d'études primaires (CEP), prière de corriger cette incohérence ou confirmer avec le QG.</w:t>
             </w:r>
           </w:p>
         </w:tc>
@@ -698,7 +698,7 @@
                 <w:i w:val="0"/>
                 <w:sz w:val="16"/>
               </w:rPr>
-              <w:t>S02</w:t>
+              <w:t>S11</w:t>
               <w:br/>
             </w:r>
             <w:r>
@@ -708,7 +708,7 @@
                 <w:color w:val="64748B"/>
                 <w:sz w:val="14"/>
               </w:rPr>
-              <w:t>Éducation</w:t>
+              <w:t>Logement / cadre de vie</w:t>
             </w:r>
           </w:p>
         </w:tc>
@@ -724,7 +724,7 @@
                 <w:color w:val="16A34A"/>
                 <w:sz w:val="16"/>
               </w:rPr>
-              <w:t>s01q32, s01q36, s01q38, s04q37_modif, s02q33, s02q34, s01q00b</w:t>
+              <w:t>—</w:t>
             </w:r>
           </w:p>
         </w:tc>
@@ -755,7 +755,7 @@
                 <w:i w:val="0"/>
                 <w:sz w:val="17"/>
               </w:rPr>
-              <w:t>Peu probable!!! Vu l'âge (15 ans) de FATOU LO ou l'année à laquelle FATOU LO a fréquenté l'école pour la dernière fois (.) le dernier diplome de FATOU LO ne peut être le Certificat d'études primaires (CEP), prière de corriger cette incohérence ou confirmer avec le QG.</w:t>
+              <w:t>Incoherence!! Le ménage a depensé .</w:t>
             </w:r>
           </w:p>
         </w:tc>
@@ -814,7 +814,7 @@
                 <w:color w:val="16A34A"/>
                 <w:sz w:val="16"/>
               </w:rPr>
-              <w:t>—</w:t>
+              <w:t>s01q29, s01q31, s04q24, s00q04, s11q21, s09fq03, s09fq011</w:t>
             </w:r>
           </w:p>
         </w:tc>
@@ -845,7 +845,7 @@
                 <w:i w:val="0"/>
                 <w:sz w:val="17"/>
               </w:rPr>
-              <w:t>Incoherence!! Le ménage a depensé .</w:t>
+              <w:t>FCFA dans Frais de connexion au réseau de distribution d'eau mais dit ne pas être connecté à un réseau d'eau courante, prière de corriger cette incoherence</w:t>
             </w:r>
           </w:p>
         </w:tc>
@@ -878,7 +878,7 @@
                 <w:i w:val="0"/>
                 <w:sz w:val="16"/>
               </w:rPr>
-              <w:t>S11</w:t>
+              <w:t>S16</w:t>
               <w:br/>
             </w:r>
             <w:r>
@@ -888,7 +888,7 @@
                 <w:color w:val="64748B"/>
                 <w:sz w:val="14"/>
               </w:rPr>
-              <w:t>Logement / cadre de vie</w:t>
+              <w:t>Agriculture</w:t>
             </w:r>
           </w:p>
         </w:tc>
@@ -904,7 +904,7 @@
                 <w:color w:val="16A34A"/>
                 <w:sz w:val="16"/>
               </w:rPr>
-              <w:t>s01q29, s01q31, s04q24, s00q04, s11q21, s09fq03, s09fq011</w:t>
+              <w:t>s16dq05a, s16dq05c</w:t>
             </w:r>
           </w:p>
         </w:tc>
@@ -935,7 +935,7 @@
                 <w:i w:val="0"/>
                 <w:sz w:val="17"/>
               </w:rPr>
-              <w:t>FCFA dans Frais de connexion au réseau de distribution d'eau mais dit ne pas être connecté à un réseau d'eau courante, prière de corriger cette incoherence</w:t>
+              <w:t>La quantité de s16dq05a estimée en Kg est incohérente avec la prise dans la question s16dq05c, prière de bien estimer et mettre la valeur exacte.</w:t>
             </w:r>
           </w:p>
         </w:tc>
@@ -950,10 +950,10 @@
               <w:rPr>
                 <w:b/>
                 <w:i w:val="0"/>
-                <w:color w:val="DC2626"/>
+                <w:color w:val="EA580C"/>
                 <w:sz w:val="16"/>
               </w:rPr>
-              <w:t>Haute</w:t>
+              <w:t>Moyenne</w:t>
             </w:r>
           </w:p>
         </w:tc>
@@ -968,7 +968,7 @@
                 <w:i w:val="0"/>
                 <w:sz w:val="16"/>
               </w:rPr>
-              <w:t>S16</w:t>
+              <w:t>S00</w:t>
               <w:br/>
             </w:r>
             <w:r>
@@ -978,7 +978,7 @@
                 <w:color w:val="64748B"/>
                 <w:sz w:val="14"/>
               </w:rPr>
-              <w:t>Agriculture</w:t>
+              <w:t>Identification</w:t>
             </w:r>
           </w:p>
         </w:tc>
@@ -994,7 +994,7 @@
                 <w:color w:val="16A34A"/>
                 <w:sz w:val="16"/>
               </w:rPr>
-              <w:t>s16dq05a, s16dq05c</w:t>
+              <w:t>—</w:t>
             </w:r>
           </w:p>
         </w:tc>
@@ -1025,7 +1025,7 @@
                 <w:i w:val="0"/>
                 <w:sz w:val="17"/>
               </w:rPr>
-              <w:t>La quantité de s16dq05a estimée en Kg est incohérente avec la prise dans la question s16dq05c, prière de bien estimer et mettre la valeur exacte.</w:t>
+              <w:t>L'adresse ou la localisation du ménage doit être bien renseignée, ne doit pas contenir des numéros de téléphone et elle semble courte pour être une adresse.</w:t>
             </w:r>
           </w:p>
         </w:tc>
@@ -1084,7 +1084,7 @@
                 <w:color w:val="16A34A"/>
                 <w:sz w:val="16"/>
               </w:rPr>
-              <w:t>—</w:t>
+              <w:t>s00q14, s00q16, s00q18</w:t>
             </w:r>
           </w:p>
         </w:tc>
@@ -1115,7 +1115,7 @@
                 <w:i w:val="0"/>
                 <w:sz w:val="17"/>
               </w:rPr>
-              <w:t>L'adresse ou la localisation du ménage doit être bien renseignée, ne doit pas contenir des numéros de téléphone et elle semble courte pour être une adresse.</w:t>
+              <w:t>Prière de renseigner la bonne adresse.Attention! Veillez bien renseigner les contacts dans les questions de 0.14 ou 0.16 ou 0.18.</w:t>
             </w:r>
           </w:p>
         </w:tc>
@@ -1148,7 +1148,7 @@
                 <w:i w:val="0"/>
                 <w:sz w:val="16"/>
               </w:rPr>
-              <w:t>S00</w:t>
+              <w:t>S02</w:t>
               <w:br/>
             </w:r>
             <w:r>
@@ -1158,7 +1158,7 @@
                 <w:color w:val="64748B"/>
                 <w:sz w:val="14"/>
               </w:rPr>
-              <w:t>Identification</w:t>
+              <w:t>Éducation</w:t>
             </w:r>
           </w:p>
         </w:tc>
@@ -1174,7 +1174,7 @@
                 <w:color w:val="16A34A"/>
                 <w:sz w:val="16"/>
               </w:rPr>
-              <w:t>s00q14, s00q16, s00q18</w:t>
+              <w:t>s01q63, s00q04, s02q25, s01q00b, s02q17_2, s02q15_2</w:t>
             </w:r>
           </w:p>
         </w:tc>
@@ -1205,7 +1205,7 @@
                 <w:i w:val="0"/>
                 <w:sz w:val="17"/>
               </w:rPr>
-              <w:t>Prière de renseigner la bonne adresse.Attention! Veillez bien renseigner les contacts dans les questions de 0.14 ou 0.16 ou 0.18.</w:t>
+              <w:t>Dans les milieux urbains c'est peu probable de voir une école dont les élèves ou étudiants ne dépensent pas en frais d'uniformes, prière de verifier pour Moustapha lo qui fréquente 2ème année de Primaire et corriger ou confirmer avec le QG.</w:t>
             </w:r>
           </w:p>
         </w:tc>
@@ -1264,7 +1264,7 @@
                 <w:color w:val="16A34A"/>
                 <w:sz w:val="16"/>
               </w:rPr>
-              <w:t>—</w:t>
+              <w:t>s01q63, s00q04, s02q25, s01q00b, s02q17_2, s02q15_2</w:t>
             </w:r>
           </w:p>
         </w:tc>
@@ -1295,277 +1295,7 @@
                 <w:i w:val="0"/>
                 <w:sz w:val="17"/>
               </w:rPr>
-              <w:t>veuillez, s'il vous plait, confirmer les frais de scolarité ( 8000 FCFA) payée de FATOU LO avec le QG ou apporter les corrections nécessaires.</w:t>
-            </w:r>
-          </w:p>
-        </w:tc>
-      </w:tr>
-      <w:tr>
-        <w:tc>
-          <w:tcPr>
-            <w:tcW w:type="dxa" w:w="964"/>
-          </w:tcPr>
-          <w:p>
-            <w:r>
-              <w:rPr>
-                <w:b/>
-                <w:i w:val="0"/>
-                <w:color w:val="EA580C"/>
-                <w:sz w:val="16"/>
-              </w:rPr>
-              <w:t>Moyenne</w:t>
-            </w:r>
-          </w:p>
-        </w:tc>
-        <w:tc>
-          <w:tcPr>
-            <w:tcW w:type="dxa" w:w="1247"/>
-          </w:tcPr>
-          <w:p>
-            <w:r>
-              <w:rPr>
-                <w:b/>
-                <w:i w:val="0"/>
-                <w:sz w:val="16"/>
-              </w:rPr>
-              <w:t>S02</w:t>
-              <w:br/>
-            </w:r>
-            <w:r>
-              <w:rPr>
-                <w:b w:val="0"/>
-                <w:i w:val="0"/>
-                <w:color w:val="64748B"/>
-                <w:sz w:val="14"/>
-              </w:rPr>
-              <w:t>Éducation</w:t>
-            </w:r>
-          </w:p>
-        </w:tc>
-        <w:tc>
-          <w:tcPr>
-            <w:tcW w:type="dxa" w:w="1531"/>
-          </w:tcPr>
-          <w:p>
-            <w:r>
-              <w:rPr>
-                <w:b/>
-                <w:i w:val="0"/>
-                <w:color w:val="16A34A"/>
-                <w:sz w:val="16"/>
-              </w:rPr>
-              <w:t>s01q63, s00q04, s02q25, s01q00b, s02q17_2, s02q15_2</w:t>
-            </w:r>
-          </w:p>
-        </w:tc>
-        <w:tc>
-          <w:tcPr>
-            <w:tcW w:type="dxa" w:w="1191"/>
-          </w:tcPr>
-          <w:p>
-            <w:r>
-              <w:rPr>
-                <w:b w:val="0"/>
-                <w:i w:val="0"/>
-                <w:color w:val="64748B"/>
-                <w:sz w:val="16"/>
-              </w:rPr>
-              <w:t>GT-CQ</w:t>
-            </w:r>
-          </w:p>
-        </w:tc>
-        <w:tc>
-          <w:tcPr>
-            <w:tcW w:type="dxa" w:w="4706"/>
-          </w:tcPr>
-          <w:p>
-            <w:r>
-              <w:rPr>
-                <w:b w:val="0"/>
-                <w:i w:val="0"/>
-                <w:sz w:val="17"/>
-              </w:rPr>
               <w:t>Dans les milieux urbains c'est peu probable de voir une école dont les élèves ou étudiants ne dépensent pas en frais d'uniformes, prière de verifier pour FATOU LO qui fréquente 2ème année de Secondaire 1 (Moyen) Général et corriger ou confirmer avec le QG.</w:t>
-            </w:r>
-          </w:p>
-        </w:tc>
-      </w:tr>
-      <w:tr>
-        <w:tc>
-          <w:tcPr>
-            <w:tcW w:type="dxa" w:w="964"/>
-          </w:tcPr>
-          <w:p>
-            <w:r>
-              <w:rPr>
-                <w:b/>
-                <w:i w:val="0"/>
-                <w:color w:val="EA580C"/>
-                <w:sz w:val="16"/>
-              </w:rPr>
-              <w:t>Moyenne</w:t>
-            </w:r>
-          </w:p>
-        </w:tc>
-        <w:tc>
-          <w:tcPr>
-            <w:tcW w:type="dxa" w:w="1247"/>
-          </w:tcPr>
-          <w:p>
-            <w:r>
-              <w:rPr>
-                <w:b/>
-                <w:i w:val="0"/>
-                <w:sz w:val="16"/>
-              </w:rPr>
-              <w:t>S02</w:t>
-              <w:br/>
-            </w:r>
-            <w:r>
-              <w:rPr>
-                <w:b w:val="0"/>
-                <w:i w:val="0"/>
-                <w:color w:val="64748B"/>
-                <w:sz w:val="14"/>
-              </w:rPr>
-              <w:t>Éducation</w:t>
-            </w:r>
-          </w:p>
-        </w:tc>
-        <w:tc>
-          <w:tcPr>
-            <w:tcW w:type="dxa" w:w="1531"/>
-          </w:tcPr>
-          <w:p>
-            <w:r>
-              <w:rPr>
-                <w:b/>
-                <w:i w:val="0"/>
-                <w:color w:val="16A34A"/>
-                <w:sz w:val="16"/>
-              </w:rPr>
-              <w:t>—</w:t>
-            </w:r>
-          </w:p>
-        </w:tc>
-        <w:tc>
-          <w:tcPr>
-            <w:tcW w:type="dxa" w:w="1191"/>
-          </w:tcPr>
-          <w:p>
-            <w:r>
-              <w:rPr>
-                <w:b w:val="0"/>
-                <w:i w:val="0"/>
-                <w:color w:val="64748B"/>
-                <w:sz w:val="16"/>
-              </w:rPr>
-              <w:t>GT-CQ</w:t>
-            </w:r>
-          </w:p>
-        </w:tc>
-        <w:tc>
-          <w:tcPr>
-            <w:tcW w:type="dxa" w:w="4706"/>
-          </w:tcPr>
-          <w:p>
-            <w:r>
-              <w:rPr>
-                <w:b w:val="0"/>
-                <w:i w:val="0"/>
-                <w:sz w:val="17"/>
-              </w:rPr>
-              <w:t>veuillez, s'il vous plait, confirmer les frais de scolarité ( 2000 FCFA) payée de Moustapha lo avec le QG ou apporter les corrections nécessaires.</w:t>
-            </w:r>
-          </w:p>
-        </w:tc>
-      </w:tr>
-      <w:tr>
-        <w:tc>
-          <w:tcPr>
-            <w:tcW w:type="dxa" w:w="964"/>
-          </w:tcPr>
-          <w:p>
-            <w:r>
-              <w:rPr>
-                <w:b/>
-                <w:i w:val="0"/>
-                <w:color w:val="EA580C"/>
-                <w:sz w:val="16"/>
-              </w:rPr>
-              <w:t>Moyenne</w:t>
-            </w:r>
-          </w:p>
-        </w:tc>
-        <w:tc>
-          <w:tcPr>
-            <w:tcW w:type="dxa" w:w="1247"/>
-          </w:tcPr>
-          <w:p>
-            <w:r>
-              <w:rPr>
-                <w:b/>
-                <w:i w:val="0"/>
-                <w:sz w:val="16"/>
-              </w:rPr>
-              <w:t>S02</w:t>
-              <w:br/>
-            </w:r>
-            <w:r>
-              <w:rPr>
-                <w:b w:val="0"/>
-                <w:i w:val="0"/>
-                <w:color w:val="64748B"/>
-                <w:sz w:val="14"/>
-              </w:rPr>
-              <w:t>Éducation</w:t>
-            </w:r>
-          </w:p>
-        </w:tc>
-        <w:tc>
-          <w:tcPr>
-            <w:tcW w:type="dxa" w:w="1531"/>
-          </w:tcPr>
-          <w:p>
-            <w:r>
-              <w:rPr>
-                <w:b/>
-                <w:i w:val="0"/>
-                <w:color w:val="16A34A"/>
-                <w:sz w:val="16"/>
-              </w:rPr>
-              <w:t>s01q63, s00q04, s02q25, s01q00b, s02q17_2, s02q15_2</w:t>
-            </w:r>
-          </w:p>
-        </w:tc>
-        <w:tc>
-          <w:tcPr>
-            <w:tcW w:type="dxa" w:w="1191"/>
-          </w:tcPr>
-          <w:p>
-            <w:r>
-              <w:rPr>
-                <w:b w:val="0"/>
-                <w:i w:val="0"/>
-                <w:color w:val="64748B"/>
-                <w:sz w:val="16"/>
-              </w:rPr>
-              <w:t>GT-CQ</w:t>
-            </w:r>
-          </w:p>
-        </w:tc>
-        <w:tc>
-          <w:tcPr>
-            <w:tcW w:type="dxa" w:w="4706"/>
-          </w:tcPr>
-          <w:p>
-            <w:r>
-              <w:rPr>
-                <w:b w:val="0"/>
-                <w:i w:val="0"/>
-                <w:sz w:val="17"/>
-              </w:rPr>
-              <w:t>Dans les milieux urbains c'est peu probable de voir une école dont les élèves ou étudiants ne dépensent pas en frais d'uniformes, prière de verifier pour Moustapha lo qui fréquente 2ème année de Primaire et corriger ou confirmer avec le QG.</w:t>
             </w:r>
           </w:p>
         </w:tc>
